--- a/250042_SectionManager_FurnaceSupportMaintenance.docx
+++ b/250042_SectionManager_FurnaceSupportMaintenance.docx
@@ -509,7 +509,6 @@
           <w:p>
             <w:pPr>
               <w:rPr>
-                <w:rFonts w:hint="cs"/>
                 <w:cs/>
               </w:rPr>
             </w:pPr>
@@ -1865,7 +1864,7 @@
           <w:p>
             <w:pPr>
               <w:rPr>
-                <w:rFonts w:cstheme="minorBidi" w:hint="cs"/>
+                <w:rFonts w:cstheme="minorBidi"/>
                 <w:szCs w:val="30"/>
                 <w:cs/>
                 <w:lang w:bidi="th-TH"/>
@@ -10642,7 +10641,7 @@
               <w:sdtPr>
                 <w:id w:val="200001"/>
                 <w14:checkbox>
-                  <w14:checked w14:val="0"/>
+                  <w14:checked w14:val="1"/>
                   <w14:checkedState w14:val="2612" w14:font="MS Gothic"/>
                   <w14:uncheckedState w14:val="2610" w14:font="MS Gothic"/>
                 </w14:checkbox>
@@ -10651,9 +10650,8 @@
                 <w:r>
                   <w:rPr>
                     <w:rFonts w:ascii="MS Gothic" w:eastAsia="MS Gothic" w:hAnsi="MS Gothic" w:hint="eastAsia"/>
-                    <w:sz w:val="28"/>
                   </w:rPr>
-                  <w:t>☐</w:t>
+                  <w:t>☒</w:t>
                 </w:r>
               </w:sdtContent>
             </w:sdt>
@@ -10942,7 +10940,25 @@
             <w:tcW w:w="3408" w:type="dxa"/>
             <w:shd w:val="clear" w:color="auto" w:fill="FFF2CC"/>
           </w:tcPr>
-          <w:p/>
+          <w:p>
+            <w:pPr>
+              <w:rPr>
+                <w:rFonts w:ascii="Browallia New" w:hAnsi="Browallia New" w:cs="Browallia New"/>
+                <w:sz w:val="28"/>
+                <w:szCs w:val="28"/>
+              </w:rPr>
+            </w:pPr>
+            <w:r>
+              <w:rPr>
+                <w:rFonts w:ascii="Browallia New" w:hAnsi="Browallia New" w:cs="Browallia New"/>
+                <w:sz w:val="28"/>
+                <w:szCs w:val="28"/>
+                <w:cs/>
+                <w:lang w:bidi="th-TH"/>
+              </w:rPr>
+              <w:t>ภราดร นิเทศพัตรพงศ์</w:t>
+            </w:r>
+          </w:p>
         </w:tc>
         <w:tc>
           <w:tcPr>
@@ -11073,7 +11089,7 @@
               <w:sdtPr>
                 <w:id w:val="200005"/>
                 <w14:checkbox>
-                  <w14:checked w14:val="0"/>
+                  <w14:checked w14:val="1"/>
                   <w14:checkedState w14:val="2612" w14:font="MS Gothic"/>
                   <w14:uncheckedState w14:val="2610" w14:font="MS Gothic"/>
                 </w14:checkbox>
@@ -11082,9 +11098,8 @@
                 <w:r>
                   <w:rPr>
                     <w:rFonts w:ascii="MS Gothic" w:eastAsia="MS Gothic" w:hAnsi="MS Gothic" w:hint="eastAsia"/>
-                    <w:sz w:val="28"/>
                   </w:rPr>
-                  <w:t>☐</w:t>
+                  <w:t>☒</w:t>
                 </w:r>
               </w:sdtContent>
             </w:sdt>
@@ -20044,6 +20059,7 @@
   <w:style w:type="character" w:default="1" w:styleId="DefaultParagraphFont">
     <w:name w:val="Default Paragraph Font"/>
     <w:uiPriority w:val="1"/>
+    <w:semiHidden/>
     <w:unhideWhenUsed/>
   </w:style>
   <w:style w:type="table" w:default="1" w:styleId="TableNormal">
